--- a/templates/stockholder-consent-ccorp.docx
+++ b/templates/stockholder-consent-ccorp.docx
@@ -4,29 +4,6 @@
   <w:body>
     <w:p>
       <w:pPr>
-        <w:spacing w:after="240"/>
-        <w:jc w:val="left"/>
-      </w:pPr>
-      <w:r>
-        <w:rPr>
-          <w:b/>
-          <w:i/>
-          <w:sz w:val="20"/>
-          <w:szCs w:val="20"/>
-        </w:rPr>
-        <w:t xml:space="preserve">Drafting note (delete before use): </w:t>
-      </w:r>
-      <w:r>
-        <w:rPr>
-          <w:i/>
-          <w:sz w:val="20"/>
-          <w:szCs w:val="20"/>
-        </w:rPr>
-        <w:t xml:space="preserve">A slim written consent of the sole stockholder, adopted alongside the Board’s Organizational Resolutions. Its main job is stockholder approval of the Indemnification Agreement with the sole director (a self-interested transaction best ratified by stockholders under DGCL 144) and ratification of the initial Board. Replace bracketed terms.</w:t>
-      </w:r>
-    </w:p>
-    <w:p>
-      <w:pPr>
         <w:spacing w:after="40"/>
         <w:jc w:val="center"/>
       </w:pPr>
@@ -70,7 +47,7 @@
           <w:sz w:val="22"/>
           <w:szCs w:val="22"/>
         </w:rPr>
-        <w:t xml:space="preserve">[COMPANY NAME], INC.</w:t>
+        <w:t>{Company Name Upper}</w:t>
       </w:r>
     </w:p>
     <w:p>
@@ -84,7 +61,7 @@
           <w:sz w:val="22"/>
           <w:szCs w:val="22"/>
         </w:rPr>
-        <w:t xml:space="preserve">[DATE]</w:t>
+        <w:t>{Effective Date}</w:t>
       </w:r>
     </w:p>
     <w:p>
@@ -98,7 +75,7 @@
           <w:sz w:val="22"/>
           <w:szCs w:val="22"/>
         </w:rPr>
-        <w:t xml:space="preserve">Pursuant to Section 228 of the General Corporation Law of the State of Delaware (the “DGCL”), the undersigned, being the holder of all of the outstanding shares of capital stock of [COMPANY NAME], Inc., a Delaware corporation (the “Corporation”), adopts the following resolutions by written consent without a meeting:</w:t>
+        <w:t>Pursuant to Section 228 of the General Corporation Law of the State of Delaware (the “DGCL”), the undersigned, being the holder of all of the outstanding shares of capital stock of {Company Name}, a Delaware corporation (the “Corporation”), adopts the following resolutions by written consent without a meeting:</w:t>
       </w:r>
     </w:p>
     <w:p>
@@ -128,7 +105,7 @@
           <w:sz w:val="22"/>
           <w:szCs w:val="22"/>
         </w:rPr>
-        <w:t xml:space="preserve">RESOLVED, that the election of [DIRECTOR NAME] as the sole director of the Corporation by the incorporator is ratified, confirmed, and approved.</w:t>
+        <w:t>RESOLVED, that the election of {Director Name} as the sole director of the Corporation by the incorporator is ratified, confirmed, and approved.</w:t>
       </w:r>
     </w:p>
     <w:p>
@@ -158,7 +135,7 @@
           <w:sz w:val="22"/>
           <w:szCs w:val="22"/>
         </w:rPr>
-        <w:t xml:space="preserve">RESOLVED, that the Indemnification Agreement between the Corporation and [DIRECTOR NAME], in substantially the form approved by the Board of Directors and attached hereto as Exhibit A, is approved, including as an interested transaction between the Corporation and a director, and the officers are authorized to execute and deliver it on behalf of the Corporation.</w:t>
+        <w:t>RESOLVED, that the Indemnification Agreement between the Corporation and {Director Name}, in substantially the form approved by the Board of Directors and attached hereto as Exhibit A, is approved, including as an interested transaction between the Corporation and a director, and the officers are authorized to execute and deliver it on behalf of the Corporation.</w:t>
       </w:r>
     </w:p>
     <w:p>
@@ -216,7 +193,7 @@
           <w:sz w:val="22"/>
           <w:szCs w:val="22"/>
         </w:rPr>
-        <w:t xml:space="preserve">______________________________</w:t>
+        <w:t>{signature:founder_____}</w:t>
       </w:r>
     </w:p>
     <w:p>
@@ -230,7 +207,7 @@
           <w:sz w:val="22"/>
           <w:szCs w:val="22"/>
         </w:rPr>
-        <w:t xml:space="preserve">[STOCKHOLDER NAME], Sole Stockholder</w:t>
+        <w:t>{Founder Name}, Sole Stockholder</w:t>
       </w:r>
     </w:p>
     <w:p>
@@ -274,7 +251,7 @@
           <w:sz w:val="22"/>
           <w:szCs w:val="22"/>
         </w:rPr>
-        <w:t xml:space="preserve">[Attached]</w:t>
+        <w:t>The Indemnification Agreement is included in this execution packet.</w:t>
       </w:r>
     </w:p>
     <w:sectPr>
@@ -396,7 +373,7 @@
         <w:sz w:val="20"/>
         <w:szCs w:val="20"/>
       </w:rPr>
-      <w:t xml:space="preserve">[COMPANY NAME], INC. — Stockholder Consent</w:t>
+      <w:t>{Company Name Upper} — Stockholder Consent</w:t>
     </w:r>
   </w:p>
 </w:hdr>
